--- a/ai-reject-dashboard/Saqr AI Dashboard Report 2026.docx
+++ b/ai-reject-dashboard/Saqr AI Dashboard Report 2026.docx
@@ -7539,41 +7539,7 @@
             </w:tcMar>
             <w:tcW w:w="9200" w:type="dxa"/>
           </w:tcPr>
-          <w:p>
-            <w:r>
-              <w:rPr>
-                <w:rFonts w:ascii="Courier New" w:hAnsi="Courier New" w:eastAsia="Courier New" w:cs="Courier New"/>
-                <w:color w:val="00FF88"/>
-                <w:sz w:val="16"/>
-                <w:szCs w:val="16"/>
-              </w:rPr>
-              <w:t>أنت مطور Backend متقدم في Security وAuthentication.
-المطلوب: إصلاح نظام Auth في ai-reject-dashboard
-1. في backend/config/database.js:
-   - احذف hard-coded admin password "BrightAI@2026!" من الكود
-   - استبدله بقراءة من .env: process.env.ADMIN_PASSWORD
-   - أضف تحقق: إذا لم يُحدَّد ADMIN_PASSWORD في .env، أوقف الـ seed وأظهر تحذير
-2. في backend/routes/auth.js ودالة /auth/me:
-   - تأكد من استيراد all() من database.js بشكل صحيح
-   - الرد يجب أن يشمل: { id, name, email, role, permissions, department }
-   - أضف middleware checkAuth: إذا فشل /auth/me → redirect إلى /login
-3. في backend/middleware/auth.js:
-   - requireAuth يتحقق من JWT وصحة token
-   - إضافة: إذا انتهى الـ token وموجود refresh_token صالح، جدد تلقائياً
-4. في frontend/assets/js/auth-guard.js:
-   - إذا /auth/me رجع 401: redirect فوراً لـ /login
-   - إذا role لا يملك permission: redirect لـ /permission-denied
-   - أضف loading state أثناء التحقق
-5. أنشئ ملف .env.example محدث يشمل:
-   ADMIN_PASSWORD=
-   GEMINI_API_KEY=
-   EXCEL_FILE_PATH=
-   JWT_SECRET=
-   SESSION_SECRET=
-   PORT=3000
-أعطني الكود الكامل لكل الملفات المعدلة.</w:t>
-            </w:r>
-          </w:p>
+          <w:p/>
         </w:tc>
       </w:tr>
     </w:tbl>
